--- a/inst/csas-docx/resdoc-frontmatter-french2.docx
+++ b/inst/csas-docx/resdoc-frontmatter-french2.docx
@@ -382,6 +382,7 @@
         </w:rPr>
         <w:t xml:space="preserve">DOI : </w:t>
       </w:r>
+      <w:proofErr w:type="spellStart"/>
       <w:r>
         <w:rPr>
           <w:color w:val="4F81BD"/>
@@ -389,6 +390,7 @@
         </w:rPr>
         <w:t>xxx.xxx.xxx</w:t>
       </w:r>
+      <w:proofErr w:type="spellEnd"/>
     </w:p>
     <w:p>
       <w:pPr>
@@ -587,88 +589,68 @@
         <w:rPr>
           <w:lang w:val="fr-CA"/>
         </w:rPr>
-        <w:t>. Secr</w:t>
-      </w:r>
-      <w:r>
-        <w:rPr>
-          <w:lang w:val="fr-CA"/>
-        </w:rPr>
         <w:t xml:space="preserve">. </w:t>
       </w:r>
-      <w:proofErr w:type="gramStart"/>
-      <w:r>
-        <w:rPr>
-          <w:lang w:val="fr-CA"/>
-        </w:rPr>
-        <w:t>can</w:t>
-      </w:r>
-      <w:proofErr w:type="gramEnd"/>
+      <w:proofErr w:type="spellStart"/>
+      <w:r>
+        <w:rPr>
+          <w:lang w:val="fr-CA"/>
+        </w:rPr>
+        <w:t>Secr</w:t>
+      </w:r>
+      <w:proofErr w:type="spellEnd"/>
+      <w:r>
+        <w:rPr>
+          <w:lang w:val="fr-CA"/>
+        </w:rPr>
+        <w:t>. can. de</w:t>
+      </w:r>
+      <w:r>
+        <w:rPr>
+          <w:lang w:val="fr-CA"/>
+        </w:rPr>
+        <w:t>s avis</w:t>
+      </w:r>
+      <w:r>
+        <w:rPr>
+          <w:lang w:val="fr-CA"/>
+        </w:rPr>
+        <w:t xml:space="preserve"> </w:t>
+      </w:r>
+      <w:proofErr w:type="spellStart"/>
+      <w:r>
+        <w:rPr>
+          <w:lang w:val="fr-CA"/>
+        </w:rPr>
+        <w:t>sci</w:t>
+      </w:r>
+      <w:proofErr w:type="spellEnd"/>
+      <w:r>
+        <w:rPr>
+          <w:lang w:val="fr-CA"/>
+        </w:rPr>
+        <w:t xml:space="preserve">. du MPO. Doc. de </w:t>
+      </w:r>
+      <w:proofErr w:type="spellStart"/>
+      <w:r>
+        <w:rPr>
+          <w:lang w:val="fr-CA"/>
+        </w:rPr>
+        <w:t>rec</w:t>
+      </w:r>
+      <w:r>
+        <w:rPr>
+          <w:lang w:val="fr-CA"/>
+        </w:rPr>
+        <w:t>h</w:t>
+      </w:r>
+      <w:proofErr w:type="spellEnd"/>
       <w:r>
         <w:rPr>
           <w:lang w:val="fr-CA"/>
         </w:rPr>
         <w:t xml:space="preserve">. </w:t>
       </w:r>
-      <w:proofErr w:type="gramStart"/>
-      <w:r>
-        <w:rPr>
-          <w:lang w:val="fr-CA"/>
-        </w:rPr>
-        <w:t>de</w:t>
-      </w:r>
-      <w:r>
-        <w:rPr>
-          <w:lang w:val="fr-CA"/>
-        </w:rPr>
-        <w:t>s</w:t>
-      </w:r>
-      <w:proofErr w:type="gramEnd"/>
-      <w:r>
-        <w:rPr>
-          <w:lang w:val="fr-CA"/>
-        </w:rPr>
-        <w:t xml:space="preserve"> avis</w:t>
-      </w:r>
-      <w:r>
-        <w:rPr>
-          <w:lang w:val="fr-CA"/>
-        </w:rPr>
-        <w:t xml:space="preserve"> sci. </w:t>
-      </w:r>
-      <w:proofErr w:type="gramStart"/>
-      <w:r>
-        <w:rPr>
-          <w:lang w:val="fr-CA"/>
-        </w:rPr>
-        <w:t>du</w:t>
-      </w:r>
-      <w:proofErr w:type="gramEnd"/>
-      <w:r>
-        <w:rPr>
-          <w:lang w:val="fr-CA"/>
-        </w:rPr>
-        <w:t xml:space="preserve"> MPO. Doc. </w:t>
-      </w:r>
-      <w:proofErr w:type="gramStart"/>
-      <w:r>
-        <w:rPr>
-          <w:lang w:val="fr-CA"/>
-        </w:rPr>
-        <w:t>de</w:t>
-      </w:r>
-      <w:proofErr w:type="gramEnd"/>
-      <w:r>
-        <w:rPr>
-          <w:lang w:val="fr-CA"/>
-        </w:rPr>
-        <w:t xml:space="preserve"> rec</w:t>
-      </w:r>
-      <w:r>
-        <w:rPr>
-          <w:lang w:val="fr-CA"/>
-        </w:rPr>
-        <w:t xml:space="preserve">h. </w:t>
-      </w:r>
       <w:bookmarkStart w:id="8" w:name="year_french_reference"/>
       <w:r>
         <w:t>202</w:t>
@@ -680,12 +662,14 @@
       <w:r>
         <w:t>/</w:t>
       </w:r>
+      <w:proofErr w:type="spellStart"/>
       <w:r>
         <w:rPr>
           <w:color w:val="4F81BD" w:themeColor="accent1"/>
         </w:rPr>
         <w:t>nnn</w:t>
       </w:r>
+      <w:proofErr w:type="spellEnd"/>
       <w:r>
         <w:t>. iv</w:t>
       </w:r>
@@ -697,7 +681,6 @@
       </w:r>
       <w:bookmarkStart w:id="9" w:name="_Hlk215580590"/>
       <w:proofErr w:type="spellStart"/>
-      <w:proofErr w:type="gramStart"/>
       <w:r>
         <w:rPr>
           <w:color w:val="000000" w:themeColor="text1"/>
@@ -713,7 +696,6 @@
         </w:rPr>
         <w:t> :</w:t>
       </w:r>
-      <w:proofErr w:type="gramEnd"/>
       <w:r>
         <w:rPr>
           <w:color w:val="4F81BD" w:themeColor="accent1"/>
@@ -740,13 +722,8 @@
         </w:rPr>
       </w:pPr>
       <w:r>
-        <w:t xml:space="preserve">Also available in </w:t>
-      </w:r>
-      <w:proofErr w:type="gramStart"/>
-      <w:r>
-        <w:t>English :</w:t>
-      </w:r>
-      <w:proofErr w:type="gramEnd"/>
+        <w:t>Also available in English :</w:t>
+      </w:r>
     </w:p>
     <w:p>
       <w:pPr>
@@ -857,13 +834,27 @@
         <w:rPr>
           <w:lang w:val="en-US"/>
         </w:rPr>
-        <w:t>/nn</w:t>
-      </w:r>
+        <w:t>/</w:t>
+      </w:r>
+      <w:proofErr w:type="spellStart"/>
       <w:r>
         <w:rPr>
           <w:lang w:val="en-US"/>
         </w:rPr>
-        <w:t>n. iv</w:t>
+        <w:t>nn</w:t>
+      </w:r>
+      <w:r>
+        <w:rPr>
+          <w:lang w:val="en-US"/>
+        </w:rPr>
+        <w:t>n</w:t>
+      </w:r>
+      <w:proofErr w:type="spellEnd"/>
+      <w:r>
+        <w:rPr>
+          <w:lang w:val="en-US"/>
+        </w:rPr>
+        <w:t>. iv</w:t>
       </w:r>
       <w:r>
         <w:rPr>
@@ -962,11 +953,58 @@
         <w:t>TABLE DES MATIÈRES</w:t>
       </w:r>
     </w:p>
+    <w:p>
+      <w:pPr>
+        <w:pStyle w:val="BodyText"/>
+        <w:rPr>
+          <w:lang w:val="fr-CA"/>
+        </w:rPr>
+      </w:pPr>
+      <w:r>
+        <w:rPr>
+          <w:lang w:val="fr-CA"/>
+        </w:rPr>
+        <w:br w:type="page"/>
+      </w:r>
+    </w:p>
+    <w:p>
+      <w:pPr>
+        <w:pStyle w:val="Rsum"/>
+      </w:pPr>
+      <w:r>
+        <w:lastRenderedPageBreak/>
+        <w:t>RÉSUMÉ</w:t>
+      </w:r>
+    </w:p>
+    <w:p>
+      <w:pPr>
+        <w:pStyle w:val="BodyText"/>
+      </w:pPr>
+    </w:p>
+    <w:p>
+      <w:pPr>
+        <w:pStyle w:val="Rsum"/>
+        <w:sectPr>
+          <w:headerReference w:type="even" r:id="rId22"/>
+          <w:headerReference w:type="default" r:id="rId23"/>
+          <w:footerReference w:type="default" r:id="rId24"/>
+          <w:headerReference w:type="first" r:id="rId25"/>
+          <w:pgSz w:w="12240" w:h="15840"/>
+          <w:pgMar w:top="1440" w:right="1440" w:bottom="1440" w:left="1440" w:header="720" w:footer="619" w:gutter="0"/>
+          <w:pgNumType w:fmt="lowerRoman" w:start="3"/>
+          <w:cols w:space="720"/>
+        </w:sectPr>
+      </w:pPr>
+    </w:p>
+    <w:p>
+      <w:pPr>
+        <w:pStyle w:val="BodyText"/>
+        <w:rPr>
+          <w:lang w:val="fr-CA"/>
+        </w:rPr>
+      </w:pPr>
+    </w:p>
     <w:sectPr>
-      <w:headerReference w:type="even" r:id="rId22"/>
-      <w:headerReference w:type="default" r:id="rId23"/>
-      <w:footerReference w:type="default" r:id="rId24"/>
-      <w:headerReference w:type="first" r:id="rId25"/>
       <w:pgSz w:w="12240" w:h="15840"/>
       <w:pgMar w:top="1440" w:right="1440" w:bottom="1440" w:left="1440" w:header="720" w:footer="619" w:gutter="0"/>
       <w:pgNumType w:start="1"/>
@@ -4997,6 +5035,27 @@
 </file>
 
 <file path=customXml/item1.xml><?xml version="1.0" encoding="utf-8"?>
+<p:properties xmlns:p="http://schemas.microsoft.com/office/2006/metadata/properties" xmlns:xsi="http://www.w3.org/2001/XMLSchema-instance" xmlns:pc="http://schemas.microsoft.com/office/infopath/2007/PartnerControls">
+  <documentManagement>
+    <Status xmlns="92d68da2-9c2d-44ac-ae06-3f4a753b389d" xsi:nil="true"/>
+    <test xmlns="92d68da2-9c2d-44ac-ae06-3f4a753b389d" xsi:nil="true"/>
+    <DocumentType xmlns="92d68da2-9c2d-44ac-ae06-3f4a753b389d" xsi:nil="true"/>
+    <lcf76f155ced4ddcb4097134ff3c332f xmlns="92d68da2-9c2d-44ac-ae06-3f4a753b389d">
+      <Terms xmlns="http://schemas.microsoft.com/office/infopath/2007/PartnerControls"/>
+    </lcf76f155ced4ddcb4097134ff3c332f>
+    <Region xmlns="92d68da2-9c2d-44ac-ae06-3f4a753b389d" xsi:nil="true"/>
+    <TaxCatchAll xmlns="af38042d-bccf-41a5-8261-f25f76403ccf" xsi:nil="true"/>
+    <_ip_UnifiedCompliancePolicyUIAction xmlns="http://schemas.microsoft.com/sharepoint/v3" xsi:nil="true"/>
+    <_ip_UnifiedCompliancePolicyProperties xmlns="http://schemas.microsoft.com/sharepoint/v3" xsi:nil="true"/>
+  </documentManagement>
+</p:properties>
+</file>
+
+<file path=customXml/item2.xml><?xml version="1.0" encoding="utf-8"?>
+<b:Sources xmlns:b="http://schemas.openxmlformats.org/officeDocument/2006/bibliography" xmlns="http://schemas.openxmlformats.org/officeDocument/2006/bibliography" SelectedStyle="\APA.XSL" StyleName="APA"/>
+</file>
+
+<file path=customXml/item3.xml><?xml version="1.0" encoding="utf-8"?>
 <ct:contentTypeSchema xmlns:ct="http://schemas.microsoft.com/office/2006/metadata/contentType" xmlns:ma="http://schemas.microsoft.com/office/2006/metadata/properties/metaAttributes" ct:_="" ma:_="" ma:contentTypeName="Document" ma:contentTypeID="0x010100EDDF44B668732444B6E05E5F13B8C833" ma:contentTypeVersion="19" ma:contentTypeDescription="Create a new document." ma:contentTypeScope="" ma:versionID="d43c134052348083037c6e0a4228edd1">
   <xsd:schema xmlns:xsd="http://www.w3.org/2001/XMLSchema" xmlns:xs="http://www.w3.org/2001/XMLSchema" xmlns:p="http://schemas.microsoft.com/office/2006/metadata/properties" xmlns:ns1="http://schemas.microsoft.com/sharepoint/v3" xmlns:ns2="92d68da2-9c2d-44ac-ae06-3f4a753b389d" xmlns:ns3="af38042d-bccf-41a5-8261-f25f76403ccf" targetNamespace="http://schemas.microsoft.com/office/2006/metadata/properties" ma:root="true" ma:fieldsID="f1342c1b71f3734a6408fec352bebd7b" ns1:_="" ns2:_="" ns3:_="">
     <xsd:import namespace="http://schemas.microsoft.com/sharepoint/v3"/>
@@ -5284,7 +5343,7 @@
 </ct:contentTypeSchema>
 </file>
 
-<file path=customXml/item2.xml><?xml version="1.0" encoding="utf-8"?>
+<file path=customXml/item4.xml><?xml version="1.0" encoding="utf-8"?>
 <?mso-contentType ?>
 <FormTemplates xmlns="http://schemas.microsoft.com/sharepoint/v3/contenttype/forms">
   <Display>DocumentLibraryForm</Display>
@@ -5293,28 +5352,27 @@
 </FormTemplates>
 </file>
 
-<file path=customXml/item3.xml><?xml version="1.0" encoding="utf-8"?>
-<p:properties xmlns:p="http://schemas.microsoft.com/office/2006/metadata/properties" xmlns:xsi="http://www.w3.org/2001/XMLSchema-instance" xmlns:pc="http://schemas.microsoft.com/office/infopath/2007/PartnerControls">
-  <documentManagement>
-    <Status xmlns="92d68da2-9c2d-44ac-ae06-3f4a753b389d" xsi:nil="true"/>
-    <test xmlns="92d68da2-9c2d-44ac-ae06-3f4a753b389d" xsi:nil="true"/>
-    <DocumentType xmlns="92d68da2-9c2d-44ac-ae06-3f4a753b389d" xsi:nil="true"/>
-    <lcf76f155ced4ddcb4097134ff3c332f xmlns="92d68da2-9c2d-44ac-ae06-3f4a753b389d">
-      <Terms xmlns="http://schemas.microsoft.com/office/infopath/2007/PartnerControls"/>
-    </lcf76f155ced4ddcb4097134ff3c332f>
-    <Region xmlns="92d68da2-9c2d-44ac-ae06-3f4a753b389d" xsi:nil="true"/>
-    <TaxCatchAll xmlns="af38042d-bccf-41a5-8261-f25f76403ccf" xsi:nil="true"/>
-    <_ip_UnifiedCompliancePolicyUIAction xmlns="http://schemas.microsoft.com/sharepoint/v3" xsi:nil="true"/>
-    <_ip_UnifiedCompliancePolicyProperties xmlns="http://schemas.microsoft.com/sharepoint/v3" xsi:nil="true"/>
-  </documentManagement>
-</p:properties>
+<file path=customXml/itemProps1.xml><?xml version="1.0" encoding="utf-8"?>
+<ds:datastoreItem xmlns:ds="http://schemas.openxmlformats.org/officeDocument/2006/customXml" ds:itemID="{8B0D9945-4342-4CFD-9733-336E418BFB76}">
+  <ds:schemaRefs>
+    <ds:schemaRef ds:uri="http://schemas.microsoft.com/office/2006/metadata/properties"/>
+    <ds:schemaRef ds:uri="http://schemas.microsoft.com/office/infopath/2007/PartnerControls"/>
+    <ds:schemaRef ds:uri="92d68da2-9c2d-44ac-ae06-3f4a753b389d"/>
+    <ds:schemaRef ds:uri="af38042d-bccf-41a5-8261-f25f76403ccf"/>
+    <ds:schemaRef ds:uri="http://schemas.microsoft.com/sharepoint/v3"/>
+  </ds:schemaRefs>
+</ds:datastoreItem>
 </file>
 
-<file path=customXml/item4.xml><?xml version="1.0" encoding="utf-8"?>
-<b:Sources xmlns:b="http://schemas.openxmlformats.org/officeDocument/2006/bibliography" xmlns="http://schemas.openxmlformats.org/officeDocument/2006/bibliography" SelectedStyle="\APA.XSL" StyleName="APA"/>
+<file path=customXml/itemProps2.xml><?xml version="1.0" encoding="utf-8"?>
+<ds:datastoreItem xmlns:ds="http://schemas.openxmlformats.org/officeDocument/2006/customXml" ds:itemID="{E231AD58-1AAB-46A6-991C-B8EFA68105C6}">
+  <ds:schemaRefs>
+    <ds:schemaRef ds:uri="http://schemas.openxmlformats.org/officeDocument/2006/bibliography"/>
+  </ds:schemaRefs>
+</ds:datastoreItem>
 </file>
 
-<file path=customXml/itemProps1.xml><?xml version="1.0" encoding="utf-8"?>
+<file path=customXml/itemProps3.xml><?xml version="1.0" encoding="utf-8"?>
 <ds:datastoreItem xmlns:ds="http://schemas.openxmlformats.org/officeDocument/2006/customXml" ds:itemID="{2E80AB40-F7BA-45B8-89CE-BBCC72697960}">
   <ds:schemaRefs>
     <ds:schemaRef ds:uri="http://schemas.microsoft.com/office/2006/metadata/contentType"/>
@@ -5334,30 +5392,10 @@
 </ds:datastoreItem>
 </file>
 
-<file path=customXml/itemProps2.xml><?xml version="1.0" encoding="utf-8"?>
+<file path=customXml/itemProps4.xml><?xml version="1.0" encoding="utf-8"?>
 <ds:datastoreItem xmlns:ds="http://schemas.openxmlformats.org/officeDocument/2006/customXml" ds:itemID="{09C0A707-DA95-43CD-BFF2-D2A3C09541CB}">
   <ds:schemaRefs>
     <ds:schemaRef ds:uri="http://schemas.microsoft.com/sharepoint/v3/contenttype/forms"/>
   </ds:schemaRefs>
 </ds:datastoreItem>
-</file>
-
-<file path=customXml/itemProps3.xml><?xml version="1.0" encoding="utf-8"?>
-<ds:datastoreItem xmlns:ds="http://schemas.openxmlformats.org/officeDocument/2006/customXml" ds:itemID="{8B0D9945-4342-4CFD-9733-336E418BFB76}">
-  <ds:schemaRefs>
-    <ds:schemaRef ds:uri="http://schemas.microsoft.com/office/2006/metadata/properties"/>
-    <ds:schemaRef ds:uri="http://schemas.microsoft.com/office/infopath/2007/PartnerControls"/>
-    <ds:schemaRef ds:uri="92d68da2-9c2d-44ac-ae06-3f4a753b389d"/>
-    <ds:schemaRef ds:uri="af38042d-bccf-41a5-8261-f25f76403ccf"/>
-    <ds:schemaRef ds:uri="http://schemas.microsoft.com/sharepoint/v3"/>
-  </ds:schemaRefs>
-</ds:datastoreItem>
-</file>
-
-<file path=customXml/itemProps4.xml><?xml version="1.0" encoding="utf-8"?>
-<ds:datastoreItem xmlns:ds="http://schemas.openxmlformats.org/officeDocument/2006/customXml" ds:itemID="{E231AD58-1AAB-46A6-991C-B8EFA68105C6}">
-  <ds:schemaRefs>
-    <ds:schemaRef ds:uri="http://schemas.openxmlformats.org/officeDocument/2006/bibliography"/>
-  </ds:schemaRefs>
-</ds:datastoreItem>
 </file>
--- a/inst/csas-docx/resdoc-frontmatter-french2.docx
+++ b/inst/csas-docx/resdoc-frontmatter-french2.docx
@@ -382,7 +382,6 @@
         </w:rPr>
         <w:t xml:space="preserve">DOI : </w:t>
       </w:r>
-      <w:proofErr w:type="spellStart"/>
       <w:r>
         <w:rPr>
           <w:color w:val="4F81BD"/>
@@ -390,7 +389,6 @@
         </w:rPr>
         <w:t>xxx.xxx.xxx</w:t>
       </w:r>
-      <w:proofErr w:type="spellEnd"/>
     </w:p>
     <w:p>
       <w:pPr>
@@ -530,6 +528,12 @@
         <w:rPr>
           <w:lang w:val="fr-CA"/>
         </w:rPr>
+        <w:t>.</w:t>
+      </w:r>
+      <w:r>
+        <w:rPr>
+          <w:lang w:val="fr-CA"/>
+        </w:rPr>
         <w:t>]</w:t>
       </w:r>
       <w:bookmarkEnd w:id="5"/>
@@ -537,182 +541,126 @@
         <w:rPr>
           <w:lang w:val="fr-CA"/>
         </w:rPr>
+        <w:t xml:space="preserve"> </w:t>
+      </w:r>
+      <w:bookmarkStart w:id="6" w:name="year_french_reference1"/>
+      <w:r>
+        <w:rPr>
+          <w:lang w:val="fr-CA"/>
+        </w:rPr>
+        <w:t>202</w:t>
+      </w:r>
+      <w:r>
+        <w:rPr>
+          <w:lang w:val="fr-CA"/>
+        </w:rPr>
+        <w:t>6</w:t>
+      </w:r>
+      <w:bookmarkEnd w:id="6"/>
+      <w:r>
+        <w:rPr>
+          <w:lang w:val="fr-CA"/>
+        </w:rPr>
+        <w:t>.</w:t>
+      </w:r>
+      <w:r>
+        <w:rPr>
+          <w:lang w:val="fr-CA"/>
+        </w:rPr>
+        <w:t xml:space="preserve"> </w:t>
+      </w:r>
+      <w:bookmarkStart w:id="7" w:name="french_title"/>
+      <w:r>
+        <w:rPr>
+          <w:lang w:val="fr-CA"/>
+        </w:rPr>
+        <w:t>[</w:t>
+      </w:r>
+      <w:r>
+        <w:rPr>
+          <w:lang w:val="fr-CA"/>
+        </w:rPr>
+        <w:t>Titre – doit correspondre exactement à la page couverture</w:t>
+      </w:r>
+      <w:r>
+        <w:rPr>
+          <w:lang w:val="fr-CA"/>
+        </w:rPr>
+        <w:t>]</w:t>
+      </w:r>
+      <w:bookmarkEnd w:id="7"/>
+      <w:r>
+        <w:rPr>
+          <w:lang w:val="fr-CA"/>
+        </w:rPr>
+        <w:t>. Secr</w:t>
+      </w:r>
+      <w:r>
+        <w:rPr>
+          <w:lang w:val="fr-CA"/>
+        </w:rPr>
+        <w:t>. can. de</w:t>
+      </w:r>
+      <w:r>
+        <w:rPr>
+          <w:lang w:val="fr-CA"/>
+        </w:rPr>
+        <w:t>s avis</w:t>
+      </w:r>
+      <w:r>
+        <w:rPr>
+          <w:lang w:val="fr-CA"/>
+        </w:rPr>
+        <w:t xml:space="preserve"> sci. du MPO. Doc. de rec</w:t>
+      </w:r>
+      <w:r>
+        <w:rPr>
+          <w:lang w:val="fr-CA"/>
+        </w:rPr>
+        <w:t xml:space="preserve">h. </w:t>
+      </w:r>
+      <w:bookmarkStart w:id="8" w:name="year_french_reference"/>
+      <w:r>
+        <w:t>202</w:t>
+      </w:r>
+      <w:r>
+        <w:t>6</w:t>
+      </w:r>
+      <w:bookmarkEnd w:id="8"/>
+      <w:r>
+        <w:t>/</w:t>
+      </w:r>
+      <w:r>
+        <w:rPr>
+          <w:color w:val="4F81BD" w:themeColor="accent1"/>
+        </w:rPr>
+        <w:t>nnn</w:t>
+      </w:r>
+      <w:r>
+        <w:t>. iv</w:t>
+      </w:r>
+      <w:r>
+        <w:t xml:space="preserve"> + xx p</w:t>
+      </w:r>
+      <w:r>
         <w:t xml:space="preserve">. </w:t>
       </w:r>
-      <w:bookmarkStart w:id="6" w:name="year_french_reference1"/>
-      <w:r>
-        <w:rPr>
-          <w:lang w:val="fr-CA"/>
-        </w:rPr>
-        <w:t>202</w:t>
-      </w:r>
-      <w:r>
-        <w:rPr>
-          <w:lang w:val="fr-CA"/>
-        </w:rPr>
-        <w:t>6</w:t>
-      </w:r>
-      <w:bookmarkEnd w:id="6"/>
-      <w:r>
-        <w:rPr>
-          <w:lang w:val="fr-CA"/>
-        </w:rPr>
-        <w:t>.</w:t>
-      </w:r>
-      <w:r>
-        <w:rPr>
-          <w:lang w:val="fr-CA"/>
-        </w:rPr>
-        <w:t xml:space="preserve"> </w:t>
-      </w:r>
-      <w:bookmarkStart w:id="7" w:name="french_title"/>
-      <w:r>
-        <w:rPr>
-          <w:lang w:val="fr-CA"/>
-        </w:rPr>
-        <w:t>[</w:t>
-      </w:r>
-      <w:r>
-        <w:rPr>
-          <w:lang w:val="fr-CA"/>
-        </w:rPr>
-        <w:t>Titre – doit correspondre exactement à la page couverture</w:t>
-      </w:r>
-      <w:r>
-        <w:rPr>
-          <w:lang w:val="fr-CA"/>
-        </w:rPr>
-        <w:t>]</w:t>
-      </w:r>
-      <w:bookmarkEnd w:id="7"/>
-      <w:r>
-        <w:rPr>
-          <w:lang w:val="fr-CA"/>
-        </w:rPr>
-        <w:t xml:space="preserve">. </w:t>
-      </w:r>
-      <w:proofErr w:type="spellStart"/>
-      <w:r>
-        <w:rPr>
-          <w:lang w:val="fr-CA"/>
-        </w:rPr>
-        <w:t>Secr</w:t>
-      </w:r>
-      <w:proofErr w:type="spellEnd"/>
-      <w:r>
-        <w:rPr>
-          <w:lang w:val="fr-CA"/>
-        </w:rPr>
-        <w:t>. can. de</w:t>
-      </w:r>
-      <w:r>
-        <w:rPr>
-          <w:lang w:val="fr-CA"/>
-        </w:rPr>
-        <w:t>s avis</w:t>
-      </w:r>
-      <w:r>
-        <w:rPr>
-          <w:lang w:val="fr-CA"/>
-        </w:rPr>
-        <w:t xml:space="preserve"> </w:t>
-      </w:r>
-      <w:proofErr w:type="spellStart"/>
-      <w:r>
-        <w:rPr>
-          <w:lang w:val="fr-CA"/>
-        </w:rPr>
-        <w:t>sci</w:t>
-      </w:r>
-      <w:proofErr w:type="spellEnd"/>
-      <w:r>
-        <w:rPr>
-          <w:lang w:val="fr-CA"/>
-        </w:rPr>
-        <w:t xml:space="preserve">. du MPO. Doc. de </w:t>
-      </w:r>
-      <w:proofErr w:type="spellStart"/>
-      <w:r>
-        <w:rPr>
-          <w:lang w:val="fr-CA"/>
-        </w:rPr>
-        <w:t>rec</w:t>
-      </w:r>
-      <w:r>
-        <w:rPr>
-          <w:lang w:val="fr-CA"/>
-        </w:rPr>
-        <w:t>h</w:t>
-      </w:r>
-      <w:proofErr w:type="spellEnd"/>
-      <w:r>
-        <w:rPr>
-          <w:lang w:val="fr-CA"/>
-        </w:rPr>
-        <w:t xml:space="preserve">. </w:t>
-      </w:r>
-      <w:bookmarkStart w:id="8" w:name="year_french_reference"/>
-      <w:r>
-        <w:t>202</w:t>
-      </w:r>
-      <w:r>
-        <w:t>6</w:t>
-      </w:r>
-      <w:bookmarkEnd w:id="8"/>
-      <w:r>
-        <w:t>/</w:t>
-      </w:r>
-      <w:proofErr w:type="spellStart"/>
-      <w:r>
-        <w:rPr>
-          <w:color w:val="4F81BD" w:themeColor="accent1"/>
-        </w:rPr>
-        <w:t>nnn</w:t>
-      </w:r>
-      <w:proofErr w:type="spellEnd"/>
-      <w:r>
-        <w:t>. iv</w:t>
-      </w:r>
-      <w:r>
-        <w:t xml:space="preserve"> + xx p</w:t>
-      </w:r>
-      <w:r>
-        <w:t xml:space="preserve">. </w:t>
-      </w:r>
       <w:bookmarkStart w:id="9" w:name="_Hlk215580590"/>
-      <w:proofErr w:type="spellStart"/>
       <w:r>
         <w:rPr>
           <w:color w:val="000000" w:themeColor="text1"/>
           <w:lang w:val="en-US"/>
         </w:rPr>
-        <w:t>doi</w:t>
-      </w:r>
-      <w:proofErr w:type="spellEnd"/>
-      <w:r>
-        <w:rPr>
-          <w:color w:val="000000" w:themeColor="text1"/>
-          <w:lang w:val="en-US"/>
-        </w:rPr>
-        <w:t> :</w:t>
+        <w:t>doi :</w:t>
       </w:r>
       <w:r>
         <w:rPr>
           <w:color w:val="4F81BD" w:themeColor="accent1"/>
           <w:lang w:val="en-US"/>
         </w:rPr>
-        <w:t xml:space="preserve"> </w:t>
-      </w:r>
-      <w:proofErr w:type="spellStart"/>
-      <w:r>
-        <w:rPr>
-          <w:color w:val="4F81BD" w:themeColor="accent1"/>
-          <w:lang w:val="en-US"/>
-        </w:rPr>
-        <w:t>xxx.xxx.xxx</w:t>
+        <w:t xml:space="preserve"> xxx.xxx.xxx</w:t>
       </w:r>
       <w:bookmarkEnd w:id="9"/>
-      <w:proofErr w:type="spellEnd"/>
     </w:p>
     <w:p>
       <w:pPr>
@@ -749,6 +697,12 @@
         <w:rPr>
           <w:lang w:val="en-US"/>
         </w:rPr>
+        <w:t>.</w:t>
+      </w:r>
+      <w:r>
+        <w:rPr>
+          <w:lang w:val="en-US"/>
+        </w:rPr>
         <w:t>]</w:t>
       </w:r>
       <w:bookmarkEnd w:id="10"/>
@@ -756,13 +710,71 @@
         <w:rPr>
           <w:lang w:val="en-US"/>
         </w:rPr>
+        <w:t xml:space="preserve"> </w:t>
+      </w:r>
+      <w:bookmarkStart w:id="11" w:name="year_english_reference1"/>
+      <w:r>
+        <w:rPr>
+          <w:lang w:val="en-US"/>
+        </w:rPr>
+        <w:t>202</w:t>
+      </w:r>
+      <w:r>
+        <w:rPr>
+          <w:lang w:val="en-US"/>
+        </w:rPr>
+        <w:t>6</w:t>
+      </w:r>
+      <w:bookmarkEnd w:id="11"/>
+      <w:r>
+        <w:rPr>
+          <w:lang w:val="en-US"/>
+        </w:rPr>
         <w:t xml:space="preserve">. </w:t>
       </w:r>
-      <w:bookmarkStart w:id="11" w:name="year_english_reference1"/>
+      <w:bookmarkStart w:id="12" w:name="english_title"/>
       <w:r>
         <w:rPr>
           <w:lang w:val="en-US"/>
         </w:rPr>
+        <w:t>[</w:t>
+      </w:r>
+      <w:r>
+        <w:rPr>
+          <w:lang w:val="en-US"/>
+        </w:rPr>
+        <w:t>Title - must be exactly as it appears on the cover page</w:t>
+      </w:r>
+      <w:r>
+        <w:rPr>
+          <w:lang w:val="en-US"/>
+        </w:rPr>
+        <w:t>]</w:t>
+      </w:r>
+      <w:bookmarkEnd w:id="12"/>
+      <w:r>
+        <w:rPr>
+          <w:lang w:val="en-US"/>
+        </w:rPr>
+        <w:t xml:space="preserve">. DFO </w:t>
+      </w:r>
+      <w:r>
+        <w:rPr>
+          <w:lang w:val="en-US"/>
+        </w:rPr>
+        <w:t xml:space="preserve">Can. Sci. Advis. </w:t>
+      </w:r>
+      <w:r>
+        <w:rPr>
+          <w:lang w:val="en-US"/>
+        </w:rPr>
+        <w:t xml:space="preserve">Sec. Res. Doc. </w:t>
+      </w:r>
+      <w:bookmarkStart w:id="13" w:name="year_english_reference"/>
+      <w:r>
+        <w:rPr>
+          <w:lang w:val="en-US"/>
+        </w:rPr>
         <w:t>202</w:t>
       </w:r>
       <w:r>
@@ -771,90 +783,18 @@
         </w:rPr>
         <w:t>6</w:t>
       </w:r>
-      <w:bookmarkEnd w:id="11"/>
+      <w:bookmarkEnd w:id="13"/>
       <w:r>
         <w:rPr>
           <w:lang w:val="en-US"/>
         </w:rPr>
-        <w:t xml:space="preserve">. </w:t>
-      </w:r>
-      <w:bookmarkStart w:id="12" w:name="english_title"/>
+        <w:t>/nn</w:t>
+      </w:r>
       <w:r>
         <w:rPr>
           <w:lang w:val="en-US"/>
         </w:rPr>
-        <w:t>[</w:t>
-      </w:r>
-      <w:r>
-        <w:rPr>
-          <w:lang w:val="en-US"/>
-        </w:rPr>
-        <w:t>Title - must be exactly as it appears on the cover page</w:t>
-      </w:r>
-      <w:r>
-        <w:rPr>
-          <w:lang w:val="en-US"/>
-        </w:rPr>
-        <w:t>]</w:t>
-      </w:r>
-      <w:bookmarkEnd w:id="12"/>
-      <w:r>
-        <w:rPr>
-          <w:lang w:val="en-US"/>
-        </w:rPr>
-        <w:t xml:space="preserve">. DFO </w:t>
-      </w:r>
-      <w:r>
-        <w:rPr>
-          <w:lang w:val="en-US"/>
-        </w:rPr>
-        <w:t xml:space="preserve">Can. Sci. Advis. </w:t>
-      </w:r>
-      <w:r>
-        <w:rPr>
-          <w:lang w:val="en-US"/>
-        </w:rPr>
-        <w:t xml:space="preserve">Sec. Res. Doc. </w:t>
-      </w:r>
-      <w:bookmarkStart w:id="13" w:name="year_english_reference"/>
-      <w:r>
-        <w:rPr>
-          <w:lang w:val="en-US"/>
-        </w:rPr>
-        <w:t>202</w:t>
-      </w:r>
-      <w:r>
-        <w:rPr>
-          <w:lang w:val="en-US"/>
-        </w:rPr>
-        <w:t>6</w:t>
-      </w:r>
-      <w:bookmarkEnd w:id="13"/>
-      <w:r>
-        <w:rPr>
-          <w:lang w:val="en-US"/>
-        </w:rPr>
-        <w:t>/</w:t>
-      </w:r>
-      <w:proofErr w:type="spellStart"/>
-      <w:r>
-        <w:rPr>
-          <w:lang w:val="en-US"/>
-        </w:rPr>
-        <w:t>nn</w:t>
-      </w:r>
-      <w:r>
-        <w:rPr>
-          <w:lang w:val="en-US"/>
-        </w:rPr>
-        <w:t>n</w:t>
-      </w:r>
-      <w:proofErr w:type="spellEnd"/>
-      <w:r>
-        <w:rPr>
-          <w:lang w:val="en-US"/>
-        </w:rPr>
-        <w:t>. iv</w:t>
+        <w:t>n. iv</w:t>
       </w:r>
       <w:r>
         <w:rPr>
@@ -876,39 +816,21 @@
       </w:r>
       <w:bookmarkStart w:id="14" w:name="_Hlk215580570"/>
       <w:bookmarkStart w:id="15" w:name="_Hlk215582492"/>
-      <w:proofErr w:type="spellStart"/>
       <w:r>
         <w:rPr>
           <w:color w:val="000000"/>
           <w:lang w:val="en-US"/>
         </w:rPr>
-        <w:t>doi</w:t>
-      </w:r>
-      <w:proofErr w:type="spellEnd"/>
-      <w:r>
-        <w:rPr>
-          <w:color w:val="000000"/>
-          <w:lang w:val="en-US"/>
-        </w:rPr>
-        <w:t>:</w:t>
+        <w:t>doi:</w:t>
       </w:r>
       <w:r>
         <w:rPr>
           <w:color w:val="4F81BD"/>
           <w:lang w:val="en-US"/>
         </w:rPr>
-        <w:t xml:space="preserve"> </w:t>
-      </w:r>
-      <w:proofErr w:type="spellStart"/>
-      <w:r>
-        <w:rPr>
-          <w:color w:val="4F81BD"/>
-          <w:lang w:val="en-US"/>
-        </w:rPr>
-        <w:t>xxx.xxx.xxx</w:t>
+        <w:t xml:space="preserve"> xxx.xxx.xxx</w:t>
       </w:r>
       <w:bookmarkEnd w:id="14"/>
-      <w:proofErr w:type="spellEnd"/>
     </w:p>
     <w:bookmarkEnd w:id="15"/>
     <w:p>
@@ -1379,16 +1301,8 @@
       <w:rPr>
         <w:lang w:val="fr-CA"/>
       </w:rPr>
-      <w:t>/</w:t>
+      <w:t>/nnn</w:t>
     </w:r>
-    <w:proofErr w:type="spellStart"/>
-    <w:r>
-      <w:rPr>
-        <w:lang w:val="fr-CA"/>
-      </w:rPr>
-      <w:t>nnn</w:t>
-    </w:r>
-    <w:proofErr w:type="spellEnd"/>
   </w:p>
   <w:p>
     <w:pPr>
@@ -5035,27 +4949,6 @@
 </file>
 
 <file path=customXml/item1.xml><?xml version="1.0" encoding="utf-8"?>
-<p:properties xmlns:p="http://schemas.microsoft.com/office/2006/metadata/properties" xmlns:xsi="http://www.w3.org/2001/XMLSchema-instance" xmlns:pc="http://schemas.microsoft.com/office/infopath/2007/PartnerControls">
-  <documentManagement>
-    <Status xmlns="92d68da2-9c2d-44ac-ae06-3f4a753b389d" xsi:nil="true"/>
-    <test xmlns="92d68da2-9c2d-44ac-ae06-3f4a753b389d" xsi:nil="true"/>
-    <DocumentType xmlns="92d68da2-9c2d-44ac-ae06-3f4a753b389d" xsi:nil="true"/>
-    <lcf76f155ced4ddcb4097134ff3c332f xmlns="92d68da2-9c2d-44ac-ae06-3f4a753b389d">
-      <Terms xmlns="http://schemas.microsoft.com/office/infopath/2007/PartnerControls"/>
-    </lcf76f155ced4ddcb4097134ff3c332f>
-    <Region xmlns="92d68da2-9c2d-44ac-ae06-3f4a753b389d" xsi:nil="true"/>
-    <TaxCatchAll xmlns="af38042d-bccf-41a5-8261-f25f76403ccf" xsi:nil="true"/>
-    <_ip_UnifiedCompliancePolicyUIAction xmlns="http://schemas.microsoft.com/sharepoint/v3" xsi:nil="true"/>
-    <_ip_UnifiedCompliancePolicyProperties xmlns="http://schemas.microsoft.com/sharepoint/v3" xsi:nil="true"/>
-  </documentManagement>
-</p:properties>
-</file>
-
-<file path=customXml/item2.xml><?xml version="1.0" encoding="utf-8"?>
-<b:Sources xmlns:b="http://schemas.openxmlformats.org/officeDocument/2006/bibliography" xmlns="http://schemas.openxmlformats.org/officeDocument/2006/bibliography" SelectedStyle="\APA.XSL" StyleName="APA"/>
-</file>
-
-<file path=customXml/item3.xml><?xml version="1.0" encoding="utf-8"?>
 <ct:contentTypeSchema xmlns:ct="http://schemas.microsoft.com/office/2006/metadata/contentType" xmlns:ma="http://schemas.microsoft.com/office/2006/metadata/properties/metaAttributes" ct:_="" ma:_="" ma:contentTypeName="Document" ma:contentTypeID="0x010100EDDF44B668732444B6E05E5F13B8C833" ma:contentTypeVersion="19" ma:contentTypeDescription="Create a new document." ma:contentTypeScope="" ma:versionID="d43c134052348083037c6e0a4228edd1">
   <xsd:schema xmlns:xsd="http://www.w3.org/2001/XMLSchema" xmlns:xs="http://www.w3.org/2001/XMLSchema" xmlns:p="http://schemas.microsoft.com/office/2006/metadata/properties" xmlns:ns1="http://schemas.microsoft.com/sharepoint/v3" xmlns:ns2="92d68da2-9c2d-44ac-ae06-3f4a753b389d" xmlns:ns3="af38042d-bccf-41a5-8261-f25f76403ccf" targetNamespace="http://schemas.microsoft.com/office/2006/metadata/properties" ma:root="true" ma:fieldsID="f1342c1b71f3734a6408fec352bebd7b" ns1:_="" ns2:_="" ns3:_="">
     <xsd:import namespace="http://schemas.microsoft.com/sharepoint/v3"/>
@@ -5343,6 +5236,27 @@
 </ct:contentTypeSchema>
 </file>
 
+<file path=customXml/item2.xml><?xml version="1.0" encoding="utf-8"?>
+<b:Sources xmlns:b="http://schemas.openxmlformats.org/officeDocument/2006/bibliography" xmlns="http://schemas.openxmlformats.org/officeDocument/2006/bibliography" SelectedStyle="\APA.XSL" StyleName="APA"/>
+</file>
+
+<file path=customXml/item3.xml><?xml version="1.0" encoding="utf-8"?>
+<p:properties xmlns:p="http://schemas.microsoft.com/office/2006/metadata/properties" xmlns:xsi="http://www.w3.org/2001/XMLSchema-instance" xmlns:pc="http://schemas.microsoft.com/office/infopath/2007/PartnerControls">
+  <documentManagement>
+    <Status xmlns="92d68da2-9c2d-44ac-ae06-3f4a753b389d" xsi:nil="true"/>
+    <test xmlns="92d68da2-9c2d-44ac-ae06-3f4a753b389d" xsi:nil="true"/>
+    <DocumentType xmlns="92d68da2-9c2d-44ac-ae06-3f4a753b389d" xsi:nil="true"/>
+    <lcf76f155ced4ddcb4097134ff3c332f xmlns="92d68da2-9c2d-44ac-ae06-3f4a753b389d">
+      <Terms xmlns="http://schemas.microsoft.com/office/infopath/2007/PartnerControls"/>
+    </lcf76f155ced4ddcb4097134ff3c332f>
+    <Region xmlns="92d68da2-9c2d-44ac-ae06-3f4a753b389d" xsi:nil="true"/>
+    <TaxCatchAll xmlns="af38042d-bccf-41a5-8261-f25f76403ccf" xsi:nil="true"/>
+    <_ip_UnifiedCompliancePolicyUIAction xmlns="http://schemas.microsoft.com/sharepoint/v3" xsi:nil="true"/>
+    <_ip_UnifiedCompliancePolicyProperties xmlns="http://schemas.microsoft.com/sharepoint/v3" xsi:nil="true"/>
+  </documentManagement>
+</p:properties>
+</file>
+
 <file path=customXml/item4.xml><?xml version="1.0" encoding="utf-8"?>
 <?mso-contentType ?>
 <FormTemplates xmlns="http://schemas.microsoft.com/sharepoint/v3/contenttype/forms">
@@ -5353,26 +5267,6 @@
 </file>
 
 <file path=customXml/itemProps1.xml><?xml version="1.0" encoding="utf-8"?>
-<ds:datastoreItem xmlns:ds="http://schemas.openxmlformats.org/officeDocument/2006/customXml" ds:itemID="{8B0D9945-4342-4CFD-9733-336E418BFB76}">
-  <ds:schemaRefs>
-    <ds:schemaRef ds:uri="http://schemas.microsoft.com/office/2006/metadata/properties"/>
-    <ds:schemaRef ds:uri="http://schemas.microsoft.com/office/infopath/2007/PartnerControls"/>
-    <ds:schemaRef ds:uri="92d68da2-9c2d-44ac-ae06-3f4a753b389d"/>
-    <ds:schemaRef ds:uri="af38042d-bccf-41a5-8261-f25f76403ccf"/>
-    <ds:schemaRef ds:uri="http://schemas.microsoft.com/sharepoint/v3"/>
-  </ds:schemaRefs>
-</ds:datastoreItem>
-</file>
-
-<file path=customXml/itemProps2.xml><?xml version="1.0" encoding="utf-8"?>
-<ds:datastoreItem xmlns:ds="http://schemas.openxmlformats.org/officeDocument/2006/customXml" ds:itemID="{E231AD58-1AAB-46A6-991C-B8EFA68105C6}">
-  <ds:schemaRefs>
-    <ds:schemaRef ds:uri="http://schemas.openxmlformats.org/officeDocument/2006/bibliography"/>
-  </ds:schemaRefs>
-</ds:datastoreItem>
-</file>
-
-<file path=customXml/itemProps3.xml><?xml version="1.0" encoding="utf-8"?>
 <ds:datastoreItem xmlns:ds="http://schemas.openxmlformats.org/officeDocument/2006/customXml" ds:itemID="{2E80AB40-F7BA-45B8-89CE-BBCC72697960}">
   <ds:schemaRefs>
     <ds:schemaRef ds:uri="http://schemas.microsoft.com/office/2006/metadata/contentType"/>
@@ -5392,6 +5286,26 @@
 </ds:datastoreItem>
 </file>
 
+<file path=customXml/itemProps2.xml><?xml version="1.0" encoding="utf-8"?>
+<ds:datastoreItem xmlns:ds="http://schemas.openxmlformats.org/officeDocument/2006/customXml" ds:itemID="{E231AD58-1AAB-46A6-991C-B8EFA68105C6}">
+  <ds:schemaRefs>
+    <ds:schemaRef ds:uri="http://schemas.openxmlformats.org/officeDocument/2006/bibliography"/>
+  </ds:schemaRefs>
+</ds:datastoreItem>
+</file>
+
+<file path=customXml/itemProps3.xml><?xml version="1.0" encoding="utf-8"?>
+<ds:datastoreItem xmlns:ds="http://schemas.openxmlformats.org/officeDocument/2006/customXml" ds:itemID="{8B0D9945-4342-4CFD-9733-336E418BFB76}">
+  <ds:schemaRefs>
+    <ds:schemaRef ds:uri="http://schemas.microsoft.com/office/2006/metadata/properties"/>
+    <ds:schemaRef ds:uri="http://schemas.microsoft.com/office/infopath/2007/PartnerControls"/>
+    <ds:schemaRef ds:uri="92d68da2-9c2d-44ac-ae06-3f4a753b389d"/>
+    <ds:schemaRef ds:uri="af38042d-bccf-41a5-8261-f25f76403ccf"/>
+    <ds:schemaRef ds:uri="http://schemas.microsoft.com/sharepoint/v3"/>
+  </ds:schemaRefs>
+</ds:datastoreItem>
+</file>
+
 <file path=customXml/itemProps4.xml><?xml version="1.0" encoding="utf-8"?>
 <ds:datastoreItem xmlns:ds="http://schemas.openxmlformats.org/officeDocument/2006/customXml" ds:itemID="{09C0A707-DA95-43CD-BFF2-D2A3C09541CB}">
   <ds:schemaRefs>

--- a/inst/csas-docx/resdoc-frontmatter-french2.docx
+++ b/inst/csas-docx/resdoc-frontmatter-french2.docx
@@ -382,6 +382,7 @@
         </w:rPr>
         <w:t xml:space="preserve">DOI : </w:t>
       </w:r>
+      <w:proofErr w:type="spellStart"/>
       <w:r>
         <w:rPr>
           <w:color w:val="4F81BD"/>
@@ -389,6 +390,7 @@
         </w:rPr>
         <w:t>xxx.xxx.xxx</w:t>
       </w:r>
+      <w:proofErr w:type="spellEnd"/>
     </w:p>
     <w:p>
       <w:pPr>
@@ -593,8 +595,16 @@
         <w:rPr>
           <w:lang w:val="fr-CA"/>
         </w:rPr>
-        <w:t>. Secr</w:t>
-      </w:r>
+        <w:t xml:space="preserve">. </w:t>
+      </w:r>
+      <w:proofErr w:type="spellStart"/>
+      <w:r>
+        <w:rPr>
+          <w:lang w:val="fr-CA"/>
+        </w:rPr>
+        <w:t>Secr</w:t>
+      </w:r>
+      <w:proofErr w:type="spellEnd"/>
       <w:r>
         <w:rPr>
           <w:lang w:val="fr-CA"/>
@@ -611,13 +621,41 @@
         <w:rPr>
           <w:lang w:val="fr-CA"/>
         </w:rPr>
-        <w:t xml:space="preserve"> sci. du MPO. Doc. de rec</w:t>
-      </w:r>
-      <w:r>
-        <w:rPr>
-          <w:lang w:val="fr-CA"/>
-        </w:rPr>
-        <w:t xml:space="preserve">h. </w:t>
+        <w:t xml:space="preserve"> </w:t>
+      </w:r>
+      <w:proofErr w:type="spellStart"/>
+      <w:r>
+        <w:rPr>
+          <w:lang w:val="fr-CA"/>
+        </w:rPr>
+        <w:t>sci</w:t>
+      </w:r>
+      <w:proofErr w:type="spellEnd"/>
+      <w:r>
+        <w:rPr>
+          <w:lang w:val="fr-CA"/>
+        </w:rPr>
+        <w:t xml:space="preserve">. du MPO. Doc. de </w:t>
+      </w:r>
+      <w:proofErr w:type="spellStart"/>
+      <w:r>
+        <w:rPr>
+          <w:lang w:val="fr-CA"/>
+        </w:rPr>
+        <w:t>rec</w:t>
+      </w:r>
+      <w:r>
+        <w:rPr>
+          <w:lang w:val="fr-CA"/>
+        </w:rPr>
+        <w:t>h</w:t>
+      </w:r>
+      <w:proofErr w:type="spellEnd"/>
+      <w:r>
+        <w:rPr>
+          <w:lang w:val="fr-CA"/>
+        </w:rPr>
+        <w:t xml:space="preserve">. </w:t>
       </w:r>
       <w:bookmarkStart w:id="8" w:name="year_french_reference"/>
       <w:r>
@@ -630,12 +668,14 @@
       <w:r>
         <w:t>/</w:t>
       </w:r>
+      <w:proofErr w:type="spellStart"/>
       <w:r>
         <w:rPr>
           <w:color w:val="4F81BD" w:themeColor="accent1"/>
         </w:rPr>
         <w:t>nnn</w:t>
       </w:r>
+      <w:proofErr w:type="spellEnd"/>
       <w:r>
         <w:t>. iv</w:t>
       </w:r>
@@ -646,21 +686,39 @@
         <w:t xml:space="preserve">. </w:t>
       </w:r>
       <w:bookmarkStart w:id="9" w:name="_Hlk215580590"/>
+      <w:proofErr w:type="spellStart"/>
       <w:r>
         <w:rPr>
           <w:color w:val="000000" w:themeColor="text1"/>
           <w:lang w:val="en-US"/>
         </w:rPr>
-        <w:t>doi :</w:t>
+        <w:t>doi</w:t>
+      </w:r>
+      <w:proofErr w:type="spellEnd"/>
+      <w:r>
+        <w:rPr>
+          <w:color w:val="000000" w:themeColor="text1"/>
+          <w:lang w:val="en-US"/>
+        </w:rPr>
+        <w:t> :</w:t>
       </w:r>
       <w:r>
         <w:rPr>
           <w:color w:val="4F81BD" w:themeColor="accent1"/>
           <w:lang w:val="en-US"/>
         </w:rPr>
-        <w:t xml:space="preserve"> xxx.xxx.xxx</w:t>
+        <w:t xml:space="preserve"> </w:t>
+      </w:r>
+      <w:proofErr w:type="spellStart"/>
+      <w:r>
+        <w:rPr>
+          <w:color w:val="4F81BD" w:themeColor="accent1"/>
+          <w:lang w:val="en-US"/>
+        </w:rPr>
+        <w:t>xxx.xxx.xxx</w:t>
       </w:r>
       <w:bookmarkEnd w:id="9"/>
+      <w:proofErr w:type="spellEnd"/>
     </w:p>
     <w:p>
       <w:pPr>
@@ -788,13 +846,27 @@
         <w:rPr>
           <w:lang w:val="en-US"/>
         </w:rPr>
-        <w:t>/nn</w:t>
-      </w:r>
+        <w:t>/</w:t>
+      </w:r>
+      <w:proofErr w:type="spellStart"/>
       <w:r>
         <w:rPr>
           <w:lang w:val="en-US"/>
         </w:rPr>
-        <w:t>n. iv</w:t>
+        <w:t>nn</w:t>
+      </w:r>
+      <w:r>
+        <w:rPr>
+          <w:lang w:val="en-US"/>
+        </w:rPr>
+        <w:t>n</w:t>
+      </w:r>
+      <w:proofErr w:type="spellEnd"/>
+      <w:r>
+        <w:rPr>
+          <w:lang w:val="en-US"/>
+        </w:rPr>
+        <w:t>. iv</w:t>
       </w:r>
       <w:r>
         <w:rPr>
@@ -816,21 +888,39 @@
       </w:r>
       <w:bookmarkStart w:id="14" w:name="_Hlk215580570"/>
       <w:bookmarkStart w:id="15" w:name="_Hlk215582492"/>
+      <w:proofErr w:type="spellStart"/>
       <w:r>
         <w:rPr>
           <w:color w:val="000000"/>
           <w:lang w:val="en-US"/>
         </w:rPr>
-        <w:t>doi:</w:t>
+        <w:t>doi</w:t>
+      </w:r>
+      <w:proofErr w:type="spellEnd"/>
+      <w:r>
+        <w:rPr>
+          <w:color w:val="000000"/>
+          <w:lang w:val="en-US"/>
+        </w:rPr>
+        <w:t>:</w:t>
       </w:r>
       <w:r>
         <w:rPr>
           <w:color w:val="4F81BD"/>
           <w:lang w:val="en-US"/>
         </w:rPr>
-        <w:t xml:space="preserve"> xxx.xxx.xxx</w:t>
+        <w:t xml:space="preserve"> </w:t>
+      </w:r>
+      <w:proofErr w:type="spellStart"/>
+      <w:r>
+        <w:rPr>
+          <w:color w:val="4F81BD"/>
+          <w:lang w:val="en-US"/>
+        </w:rPr>
+        <w:t>xxx.xxx.xxx</w:t>
       </w:r>
       <w:bookmarkEnd w:id="14"/>
+      <w:proofErr w:type="spellEnd"/>
     </w:p>
     <w:bookmarkEnd w:id="15"/>
     <w:p>
@@ -901,7 +991,24 @@
     <w:p>
       <w:pPr>
         <w:pStyle w:val="BodyText"/>
-      </w:pPr>
+        <w:rPr>
+          <w:lang w:val="fr-FR"/>
+        </w:rPr>
+      </w:pPr>
+      <w:bookmarkStart w:id="16" w:name="abstract"/>
+      <w:r>
+        <w:rPr>
+          <w:lang w:val="fr-FR"/>
+        </w:rPr>
+        <w:t>[a</w:t>
+      </w:r>
+      <w:r>
+        <w:rPr>
+          <w:lang w:val="fr-FR"/>
+        </w:rPr>
+        <w:t>bstract]</w:t>
+      </w:r>
+      <w:bookmarkEnd w:id="16"/>
     </w:p>
     <w:p>
       <w:pPr>
@@ -1301,8 +1408,16 @@
       <w:rPr>
         <w:lang w:val="fr-CA"/>
       </w:rPr>
-      <w:t>/nnn</w:t>
+      <w:t>/</w:t>
     </w:r>
+    <w:proofErr w:type="spellStart"/>
+    <w:r>
+      <w:rPr>
+        <w:lang w:val="fr-CA"/>
+      </w:rPr>
+      <w:t>nnn</w:t>
+    </w:r>
+    <w:proofErr w:type="spellEnd"/>
   </w:p>
   <w:p>
     <w:pPr>
@@ -4949,6 +5064,27 @@
 </file>
 
 <file path=customXml/item1.xml><?xml version="1.0" encoding="utf-8"?>
+<p:properties xmlns:p="http://schemas.microsoft.com/office/2006/metadata/properties" xmlns:xsi="http://www.w3.org/2001/XMLSchema-instance" xmlns:pc="http://schemas.microsoft.com/office/infopath/2007/PartnerControls">
+  <documentManagement>
+    <Status xmlns="92d68da2-9c2d-44ac-ae06-3f4a753b389d" xsi:nil="true"/>
+    <test xmlns="92d68da2-9c2d-44ac-ae06-3f4a753b389d" xsi:nil="true"/>
+    <DocumentType xmlns="92d68da2-9c2d-44ac-ae06-3f4a753b389d" xsi:nil="true"/>
+    <lcf76f155ced4ddcb4097134ff3c332f xmlns="92d68da2-9c2d-44ac-ae06-3f4a753b389d">
+      <Terms xmlns="http://schemas.microsoft.com/office/infopath/2007/PartnerControls"/>
+    </lcf76f155ced4ddcb4097134ff3c332f>
+    <Region xmlns="92d68da2-9c2d-44ac-ae06-3f4a753b389d" xsi:nil="true"/>
+    <TaxCatchAll xmlns="af38042d-bccf-41a5-8261-f25f76403ccf" xsi:nil="true"/>
+    <_ip_UnifiedCompliancePolicyUIAction xmlns="http://schemas.microsoft.com/sharepoint/v3" xsi:nil="true"/>
+    <_ip_UnifiedCompliancePolicyProperties xmlns="http://schemas.microsoft.com/sharepoint/v3" xsi:nil="true"/>
+  </documentManagement>
+</p:properties>
+</file>
+
+<file path=customXml/item2.xml><?xml version="1.0" encoding="utf-8"?>
+<b:Sources xmlns:b="http://schemas.openxmlformats.org/officeDocument/2006/bibliography" xmlns="http://schemas.openxmlformats.org/officeDocument/2006/bibliography" SelectedStyle="\APA.XSL" StyleName="APA"/>
+</file>
+
+<file path=customXml/item3.xml><?xml version="1.0" encoding="utf-8"?>
 <ct:contentTypeSchema xmlns:ct="http://schemas.microsoft.com/office/2006/metadata/contentType" xmlns:ma="http://schemas.microsoft.com/office/2006/metadata/properties/metaAttributes" ct:_="" ma:_="" ma:contentTypeName="Document" ma:contentTypeID="0x010100EDDF44B668732444B6E05E5F13B8C833" ma:contentTypeVersion="19" ma:contentTypeDescription="Create a new document." ma:contentTypeScope="" ma:versionID="d43c134052348083037c6e0a4228edd1">
   <xsd:schema xmlns:xsd="http://www.w3.org/2001/XMLSchema" xmlns:xs="http://www.w3.org/2001/XMLSchema" xmlns:p="http://schemas.microsoft.com/office/2006/metadata/properties" xmlns:ns1="http://schemas.microsoft.com/sharepoint/v3" xmlns:ns2="92d68da2-9c2d-44ac-ae06-3f4a753b389d" xmlns:ns3="af38042d-bccf-41a5-8261-f25f76403ccf" targetNamespace="http://schemas.microsoft.com/office/2006/metadata/properties" ma:root="true" ma:fieldsID="f1342c1b71f3734a6408fec352bebd7b" ns1:_="" ns2:_="" ns3:_="">
     <xsd:import namespace="http://schemas.microsoft.com/sharepoint/v3"/>
@@ -5236,27 +5372,6 @@
 </ct:contentTypeSchema>
 </file>
 
-<file path=customXml/item2.xml><?xml version="1.0" encoding="utf-8"?>
-<b:Sources xmlns:b="http://schemas.openxmlformats.org/officeDocument/2006/bibliography" xmlns="http://schemas.openxmlformats.org/officeDocument/2006/bibliography" SelectedStyle="\APA.XSL" StyleName="APA"/>
-</file>
-
-<file path=customXml/item3.xml><?xml version="1.0" encoding="utf-8"?>
-<p:properties xmlns:p="http://schemas.microsoft.com/office/2006/metadata/properties" xmlns:xsi="http://www.w3.org/2001/XMLSchema-instance" xmlns:pc="http://schemas.microsoft.com/office/infopath/2007/PartnerControls">
-  <documentManagement>
-    <Status xmlns="92d68da2-9c2d-44ac-ae06-3f4a753b389d" xsi:nil="true"/>
-    <test xmlns="92d68da2-9c2d-44ac-ae06-3f4a753b389d" xsi:nil="true"/>
-    <DocumentType xmlns="92d68da2-9c2d-44ac-ae06-3f4a753b389d" xsi:nil="true"/>
-    <lcf76f155ced4ddcb4097134ff3c332f xmlns="92d68da2-9c2d-44ac-ae06-3f4a753b389d">
-      <Terms xmlns="http://schemas.microsoft.com/office/infopath/2007/PartnerControls"/>
-    </lcf76f155ced4ddcb4097134ff3c332f>
-    <Region xmlns="92d68da2-9c2d-44ac-ae06-3f4a753b389d" xsi:nil="true"/>
-    <TaxCatchAll xmlns="af38042d-bccf-41a5-8261-f25f76403ccf" xsi:nil="true"/>
-    <_ip_UnifiedCompliancePolicyUIAction xmlns="http://schemas.microsoft.com/sharepoint/v3" xsi:nil="true"/>
-    <_ip_UnifiedCompliancePolicyProperties xmlns="http://schemas.microsoft.com/sharepoint/v3" xsi:nil="true"/>
-  </documentManagement>
-</p:properties>
-</file>
-
 <file path=customXml/item4.xml><?xml version="1.0" encoding="utf-8"?>
 <?mso-contentType ?>
 <FormTemplates xmlns="http://schemas.microsoft.com/sharepoint/v3/contenttype/forms">
@@ -5267,6 +5382,26 @@
 </file>
 
 <file path=customXml/itemProps1.xml><?xml version="1.0" encoding="utf-8"?>
+<ds:datastoreItem xmlns:ds="http://schemas.openxmlformats.org/officeDocument/2006/customXml" ds:itemID="{8B0D9945-4342-4CFD-9733-336E418BFB76}">
+  <ds:schemaRefs>
+    <ds:schemaRef ds:uri="http://schemas.microsoft.com/office/2006/metadata/properties"/>
+    <ds:schemaRef ds:uri="http://schemas.microsoft.com/office/infopath/2007/PartnerControls"/>
+    <ds:schemaRef ds:uri="92d68da2-9c2d-44ac-ae06-3f4a753b389d"/>
+    <ds:schemaRef ds:uri="af38042d-bccf-41a5-8261-f25f76403ccf"/>
+    <ds:schemaRef ds:uri="http://schemas.microsoft.com/sharepoint/v3"/>
+  </ds:schemaRefs>
+</ds:datastoreItem>
+</file>
+
+<file path=customXml/itemProps2.xml><?xml version="1.0" encoding="utf-8"?>
+<ds:datastoreItem xmlns:ds="http://schemas.openxmlformats.org/officeDocument/2006/customXml" ds:itemID="{E231AD58-1AAB-46A6-991C-B8EFA68105C6}">
+  <ds:schemaRefs>
+    <ds:schemaRef ds:uri="http://schemas.openxmlformats.org/officeDocument/2006/bibliography"/>
+  </ds:schemaRefs>
+</ds:datastoreItem>
+</file>
+
+<file path=customXml/itemProps3.xml><?xml version="1.0" encoding="utf-8"?>
 <ds:datastoreItem xmlns:ds="http://schemas.openxmlformats.org/officeDocument/2006/customXml" ds:itemID="{2E80AB40-F7BA-45B8-89CE-BBCC72697960}">
   <ds:schemaRefs>
     <ds:schemaRef ds:uri="http://schemas.microsoft.com/office/2006/metadata/contentType"/>
@@ -5286,26 +5421,6 @@
 </ds:datastoreItem>
 </file>
 
-<file path=customXml/itemProps2.xml><?xml version="1.0" encoding="utf-8"?>
-<ds:datastoreItem xmlns:ds="http://schemas.openxmlformats.org/officeDocument/2006/customXml" ds:itemID="{E231AD58-1AAB-46A6-991C-B8EFA68105C6}">
-  <ds:schemaRefs>
-    <ds:schemaRef ds:uri="http://schemas.openxmlformats.org/officeDocument/2006/bibliography"/>
-  </ds:schemaRefs>
-</ds:datastoreItem>
-</file>
-
-<file path=customXml/itemProps3.xml><?xml version="1.0" encoding="utf-8"?>
-<ds:datastoreItem xmlns:ds="http://schemas.openxmlformats.org/officeDocument/2006/customXml" ds:itemID="{8B0D9945-4342-4CFD-9733-336E418BFB76}">
-  <ds:schemaRefs>
-    <ds:schemaRef ds:uri="http://schemas.microsoft.com/office/2006/metadata/properties"/>
-    <ds:schemaRef ds:uri="http://schemas.microsoft.com/office/infopath/2007/PartnerControls"/>
-    <ds:schemaRef ds:uri="92d68da2-9c2d-44ac-ae06-3f4a753b389d"/>
-    <ds:schemaRef ds:uri="af38042d-bccf-41a5-8261-f25f76403ccf"/>
-    <ds:schemaRef ds:uri="http://schemas.microsoft.com/sharepoint/v3"/>
-  </ds:schemaRefs>
-</ds:datastoreItem>
-</file>
-
 <file path=customXml/itemProps4.xml><?xml version="1.0" encoding="utf-8"?>
 <ds:datastoreItem xmlns:ds="http://schemas.openxmlformats.org/officeDocument/2006/customXml" ds:itemID="{09C0A707-DA95-43CD-BFF2-D2A3C09541CB}">
   <ds:schemaRefs>
